--- a/documents/46-clearhaven-k8s-compute-memo.docx
+++ b/documents/46-clearhaven-k8s-compute-memo.docx
@@ -14010,7 +14010,7 @@
         <w:pStyle w:val="Heading1"/>
       </w:pPr>
       <w:r>
-        <w:t>Working remainder for CLH-MEM-2023-027</w:t>
+        <w:t>Open work after November 2, 2023</w:t>
       </w:r>
     </w:p>
     <w:p>
@@ -14024,7 +14024,7 @@
           <w:color w:val="222222"/>
           <w:sz w:val="24"/>
         </w:rPr>
-        <w:t>The front of Move match-engine off the 2021 EC2 worker AMIs onto EKS is the document. This remainder is the leftover a colleague still trips on: named people, named boxes, named tickets, and the work I still owe after November 2, 2023. It is not a second log and it is not a stack of exhibits with the same stub. If a paragraph fights the decision in the front, strike the paragraph.</w:t>
+        <w:t>What follows is leftover work from Move match-engine off the 2021 EC2 worker AMIs onto EKS: named people, named boxes, named tickets, and the items I still owe. If a paragraph fights the decision in the front of CLH-MEM-2023-027, strike the paragraph.</w:t>
       </w:r>
     </w:p>
     <w:p>
@@ -14178,7 +14178,7 @@
           <w:color w:val="222222"/>
           <w:sz w:val="24"/>
         </w:rPr>
-        <w:t>I will not put identifiers in chat, logs, or a support zip on a wiki that drifts. CLH-RB-2023-031 and this file are the record. If Diego Alvarez needs a diagram, they get a permalink, not a photo of a whiteboard. me-worker-01a.prod.clearhaven.internal stays out of the diagram title. If a new engineer asks where the leftover lives, I point here. I do not point at a Slack pin from November 2, 2023. Client Clearhaven.</w:t>
+        <w:t>I will not put identifiers in chat, logs, or a support zip on a wiki that drifts. CLH-RB-2023-031 and this file are the record. If Diego Alvarez needs a diagram, they get a permalink, not a photo of a whiteboard. me-worker-01a.prod.clearhaven.internal stays out of the diagram title. If a new engineer asks where the leftover lives, I point here. I do not point at a Slack pin from November 2, 2023.</w:t>
       </w:r>
     </w:p>
     <w:p>
@@ -16522,7 +16522,7 @@
           <w:color w:val="222222"/>
           <w:sz w:val="24"/>
         </w:rPr>
-        <w:t>People who were absent still get a usable remainder, not a transcript. Jordan Hale gets the decision, the refuse, and the date. They do not get a reconstruction of who raised their voice. If they object, they object on CLH-RB-2023-031. Client Clearhaven. Author Aman Kumar.</w:t>
+        <w:t>People who were absent still get a usable remainder, not a transcript. Jordan Hale gets the decision, the refuse, and the date. They do not get a reconstruction of who raised their voice. If they object, they object on CLH-RB-2023-031.</w:t>
       </w:r>
     </w:p>
     <w:p>
@@ -17567,7 +17567,7 @@
           <w:color w:val="222222"/>
           <w:sz w:val="24"/>
         </w:rPr>
-        <w:t>If you are implementing, keep the rejected alternative dead. If you are on-call, start read-only. If you are Diego Alvarez, the ask is unchanged: pick the path in the main body or send it back with a named objection. Sample I would still defend: 3929 rows, 42 minutes, freeze respected. Strike this remainder if it ever fights the decision callout. Author Aman Kumar. Client Clearhaven.</w:t>
+        <w:t>If you are implementing, keep the rejected alternative dead. If you are on-call, start read-only. If you are Diego Alvarez, the ask is unchanged: pick the path in the main body or send it back with a named objection. Sample I would still defend: 3929 rows, 42 minutes, freeze respected. Strike this section if it ever fights the decision callout.</w:t>
       </w:r>
     </w:p>
     <w:p>
@@ -17581,7 +17581,7 @@
           <w:color w:val="222222"/>
           <w:sz w:val="24"/>
         </w:rPr>
-        <w:t>This heading is the reopen rule, not a promise that nothing follows. If we still need words after the bank, they are named leftovers, not another copy of the same stub. secret skew that looks like 'no work' is done as a heading when Copy Kavya closes CLH-RB-2023-012 or writes a new date.</w:t>
+        <w:t>This heading is the reopen rule. secret skew that looks like 'no work' is done when Copy Kavya closes CLH-RB-2023-012 or writes a new date.</w:t>
       </w:r>
     </w:p>
     <w:p>
@@ -18733,7 +18733,7 @@
           <w:color w:val="222222"/>
           <w:sz w:val="24"/>
         </w:rPr>
-        <w:t>I am out of new section shapes. What follows is leftover owners and tickets already in this file, written so a colleague can act. I will not invent another exhibit format to fill a page budget.</w:t>
+        <w:t>Owners and tickets still attached to CLH-MEM-2023-027, written so a colleague can act without hunting Slack. Close is a decision, a refuse, or a new date.</w:t>
       </w:r>
     </w:p>
     <w:p>
@@ -18747,7 +18747,7 @@
           <w:color w:val="222222"/>
           <w:sz w:val="24"/>
         </w:rPr>
-        <w:t>CLH-RB-2023-031 still sits with Diego Alvarez. Host me-worker-01a.prod.clearhaven.internal. Due November 13, 2023 unless they write a new date. Close is a decision, a refuse, or that date. I will not accept a status dump. Front-matter number I am not re-arguing: 2021. If this leftover is done, Diego Alvarez marks CLH-RB-2023-031 done. Aman Kumar will not keep a shadow list. Client Clearhaven.</w:t>
+        <w:t>CLH-RB-2023-031 still sits with Diego Alvarez. Host me-worker-01a.prod.clearhaven.internal. Due November 13, 2023 unless they write a new date. Close is a decision, a refuse, or that date. I will not accept a status dump. Front-matter number I am not re-arguing: 2021. If this leftover is done, Diego Alvarez marks CLH-RB-2023-031 done. Aman Kumar will not keep a shadow list.</w:t>
       </w:r>
     </w:p>
     <w:p>
@@ -18776,6 +18776,20 @@
           <w:sz w:val="24"/>
         </w:rPr>
         <w:t>Access leftover: if I can still write to me-worker-03a.prod.clearhaven.internal after November 17, 2023, revoke it. Jordan Hale either has the grant or the work is not theirs yet. Ticket CLH-INC-2023-041. I will not leave a personal kubeconfig as a backup plan.</w:t>
+      </w:r>
+    </w:p>
+    <w:p>
+      <w:pPr>
+        <w:spacing w:before="0" w:after="240" w:line="427" w:lineRule="auto"/>
+        <w:ind w:firstLine="288"/>
+      </w:pPr>
+      <w:r>
+        <w:rPr>
+          <w:rFonts w:ascii="Liberation Serif" w:hAnsi="Liberation Serif" w:eastAsia="Liberation Serif" w:cs="Liberation Serif"/>
+          <w:color w:val="222222"/>
+          <w:sz w:val="24"/>
+        </w:rPr>
+        <w:t>Measurement leftover on me-worker-04b.prod.clearhaven.internal: reprint the count before anyone claims CLH-INC-2023-089 is done. Aman Kumar pastes it. If it disagrees with 47.3 and we cannot explain that in one sentence, we are not done. Due November 19, 2023.</w:t>
       </w:r>
     </w:p>
     <w:sectPr>

--- a/documents/46-clearhaven-k8s-compute-memo.docx
+++ b/documents/46-clearhaven-k8s-compute-memo.docx
@@ -3955,7 +3955,7 @@
                 <w:color w:val="222222"/>
                 <w:sz w:val="19"/>
               </w:rPr>
-              <w:t>Kafka TLS handshake failures after a broker cert rotation</w:t>
+              <w:t>Kafka TLS connect failures after a broker cert rotation</w:t>
             </w:r>
           </w:p>
         </w:tc>
@@ -4443,7 +4443,7 @@
           <w:color w:val="222222"/>
           <w:sz w:val="24"/>
         </w:rPr>
-        <w:t>CLH-INC-2023-041 is the one that still bothers me. We rotated the MSK broker certs on a Thursday because the previous cert expired Friday. Six workers could not complete the handshake. Those six were the ones that had never been recycled since 2021. The launch template said the AMI had openssl 1.1.1k. osquery said otherwise. Diego's post-incident note was 'stop sshing into prod.' We did not stop. We added a runbook step that says check openssl version before a cert rotation. That is treating the symptom.</w:t>
+        <w:t>CLH-INC-2023-041 is the one that still bothers me. We rotated the MSK broker certs on a Thursday because the previous cert expired Friday. Six workers could not complete the TLS connect. Those six were the ones that had never been recycled since 2021. The launch template said the AMI had openssl 1.1.1k. osquery said otherwise. Diego's post-incident note was 'stop sshing into prod.' We did not stop. We added a runbook step that says check openssl version before a cert rotation. That is treating the symptom.</w:t>
       </w:r>
     </w:p>
     <w:p>
